--- a/year4/PA/data/PA_Y4_SFY25_DD.docx
+++ b/year4/PA/data/PA_Y4_SFY25_DD.docx
@@ -63,7 +63,7 @@
           <w:szCs w:val="20"/>
           <w:rtl w:val="0"/>
         </w:rPr>
-        <w:t xml:space="preserve">03/09/2026 [amendment], 03/13/2026 [SFY], and 03/24/2026 [project score]; DG approved 10/16/2025 but need confirmation w/r/t project score; DG approved 3/19 </w:t>
+        <w:t xml:space="preserve">03/09/2026 [amendment], 03/13/2026 [SFY], 03/24/2026 [project score], 06/02/2026 [final draft]; DG approved 10/16/2025 but need confirmation w/r/t project score; DG approved 3/19; DG re-approved 6/11/2026</w:t>
       </w:r>
       <w:r>
         <w:rPr>
@@ -804,15 +804,15 @@
           <w:szCs w:val="20"/>
           <w:rtl w:val="0"/>
         </w:rPr>
-        <w:t xml:space="preserve">, Draft Amendment</w:t>
-      </w:r>
-      <w:r>
-        <w:rPr>
-          <w:sz w:val="20"/>
-          <w:szCs w:val="20"/>
-          <w:rtl w:val="0"/>
-        </w:rPr>
-        <w:t xml:space="preserve">, December 2025 (SFY25 Comprehensive IUP)</w:t>
+        <w:t xml:space="preserve">, Final</w:t>
+      </w:r>
+      <w:r>
+        <w:rPr>
+          <w:sz w:val="20"/>
+          <w:szCs w:val="20"/>
+          <w:rtl w:val="0"/>
+        </w:rPr>
+        <w:t xml:space="preserve">, April 2026 (SFY25 Comprehensive IUP)</w:t>
       </w:r>
       <w:r>
         <w:rPr>
@@ -858,7 +858,7 @@
           <w:szCs w:val="20"/>
           <w:rtl w:val="0"/>
         </w:rPr>
-        <w:t xml:space="preserve"> Draft Amendment, </w:t>
+        <w:t xml:space="preserve"> Final, </w:t>
       </w:r>
       <w:r>
         <w:rPr>
@@ -886,7 +886,7 @@
         <w:rPr>
           <w:rtl w:val="0"/>
         </w:rPr>
-        <w:t xml:space="preserve">Last Scraped On: 2026-03-12 | Last Scraped By: Maria</w:t>
+        <w:t xml:space="preserve">Last Scraped On: 2026-06-12 | Last Scraped By: Phil</w:t>
       </w:r>
     </w:p>
     <w:p>
@@ -901,12 +901,25 @@
         <w:rPr>
           <w:rtl w:val="0"/>
         </w:rPr>
-        <w:t xml:space="preserve">Last Reviewed On: 2026-03-12 | Last Reviewed By: Maria</w:t>
-      </w:r>
-      <w:r>
-        <w:rPr>
-          <w:rtl w:val="0"/>
-        </w:rPr>
+        <w:t xml:space="preserve">Last Reviewed On: 2026-06-12 | Last Reviewed By: Phil</w:t>
+      </w:r>
+    </w:p>
+    <w:p>
+      <w:pPr>
+        <w:numPr>
+          <w:ilvl w:val="3"/>
+          <w:numId w:val="8"/>
+        </w:numPr>
+        <w:ind w:left="2880" w:hanging="360"/>
+        <w:rPr>
+          <w:u w:val="none"/>
+        </w:rPr>
+      </w:pPr>
+      <w:r>
+        <w:rPr>
+          <w:rtl w:val="0"/>
+        </w:rPr>
+        <w:t xml:space="preserve">Only added Loan # column, all else the same from previous doc</w:t>
       </w:r>
     </w:p>
     <w:p>
@@ -947,15 +960,15 @@
           <w:szCs w:val="20"/>
           <w:rtl w:val="0"/>
         </w:rPr>
-        <w:t xml:space="preserve"> </w:t>
-      </w:r>
-      <w:r>
-        <w:rPr>
-          <w:sz w:val="20"/>
-          <w:szCs w:val="20"/>
-          <w:rtl w:val="0"/>
-        </w:rPr>
-        <w:t xml:space="preserve">Draft Amendment, January 20, 2026 </w:t>
+        <w:t xml:space="preserve"> Final</w:t>
+      </w:r>
+      <w:r>
+        <w:rPr>
+          <w:sz w:val="20"/>
+          <w:szCs w:val="20"/>
+          <w:rtl w:val="0"/>
+        </w:rPr>
+        <w:t xml:space="preserve">, July 2, 2025 </w:t>
       </w:r>
       <w:r>
         <w:rPr>
@@ -1086,12 +1099,25 @@
         <w:rPr>
           <w:rtl w:val="0"/>
         </w:rPr>
-        <w:t xml:space="preserve">Last Reviewed On: 2026-03-12 | Last Reviewed By: Maria</w:t>
-      </w:r>
-      <w:r>
-        <w:rPr>
-          <w:rtl w:val="0"/>
-        </w:rPr>
+        <w:t xml:space="preserve">Last Reviewed On: 2026-06-12 | Last Reviewed By: Phil</w:t>
+      </w:r>
+    </w:p>
+    <w:p>
+      <w:pPr>
+        <w:numPr>
+          <w:ilvl w:val="4"/>
+          <w:numId w:val="8"/>
+        </w:numPr>
+        <w:ind w:left="3600" w:hanging="360"/>
+        <w:rPr>
+          <w:u w:val="none"/>
+        </w:rPr>
+      </w:pPr>
+      <w:r>
+        <w:rPr>
+          <w:rtl w:val="0"/>
+        </w:rPr>
+        <w:t xml:space="preserve">No changes for Final, reviewed but not re-scraped.</w:t>
       </w:r>
     </w:p>
     <w:p>
@@ -1345,20 +1371,52 @@
           <w:szCs w:val="20"/>
           <w:rtl w:val="0"/>
         </w:rPr>
-        <w:t xml:space="preserve">Loan # </w:t>
-      </w:r>
-      <w:r>
-        <w:rPr>
-          <w:sz w:val="20"/>
-          <w:szCs w:val="20"/>
-          <w:rtl w:val="0"/>
-        </w:rPr>
-        <w:t xml:space="preserve">from Fundable Lists</w:t>
-      </w:r>
-      <w:r>
-        <w:rPr>
-          <w:rtl w:val="0"/>
-        </w:rPr>
+        <w:t xml:space="preserve">Loan #</w:t>
+      </w:r>
+      <w:r>
+        <w:rPr>
+          <w:rtl w:val="0"/>
+        </w:rPr>
+      </w:r>
+    </w:p>
+    <w:p>
+      <w:pPr>
+        <w:numPr>
+          <w:ilvl w:val="1"/>
+          <w:numId w:val="10"/>
+        </w:numPr>
+        <w:ind w:left="1440" w:hanging="360"/>
+        <w:rPr>
+          <w:sz w:val="20"/>
+          <w:szCs w:val="20"/>
+          <w:u w:val="none"/>
+        </w:rPr>
+      </w:pPr>
+      <w:r>
+        <w:rPr>
+          <w:sz w:val="20"/>
+          <w:szCs w:val="20"/>
+          <w:rtl w:val="0"/>
+        </w:rPr>
+        <w:t xml:space="preserve">Note: </w:t>
+      </w:r>
+      <w:r>
+        <w:rPr>
+          <w:i w:val="1"/>
+          <w:iCs w:val="1"/>
+          <w:sz w:val="20"/>
+          <w:szCs w:val="20"/>
+          <w:rtl w:val="0"/>
+        </w:rPr>
+        <w:t xml:space="preserve">Loan #s</w:t>
+      </w:r>
+      <w:r>
+        <w:rPr>
+          <w:sz w:val="20"/>
+          <w:szCs w:val="20"/>
+          <w:rtl w:val="0"/>
+        </w:rPr>
+        <w:t xml:space="preserve"> were added in the amended and final drafts of the Comprehensive List and were previously only included in the Fundable Lists</w:t>
       </w:r>
     </w:p>
     <w:p>
